--- a/06_IMPLEMENTACION/11_MANUAL_DE_USUARIO.docx
+++ b/06_IMPLEMENTACION/11_MANUAL_DE_USUARIO.docx
@@ -1809,7 +1809,7 @@
         <w:t xml:space="preserve">mis-reportes.html</w:t>
       </w:r>
       <w:r>
-        <w:t xml:space="preserve">): crear, editar y eliminar comentarios con calificación.</w:t>
+        <w:t xml:space="preserve">): enviar observaciones con calificación de 1 a 5. Cada reporte muestra su estado (Enviado, En revisión, Atendido) y la respuesta del equipo; se puede editar o eliminar mientras el equipo no lo haya tomado.</w:t>
       </w:r>
     </w:p>
     <w:p>
@@ -1851,29 +1851,138 @@
         <w:spacing w:after="40"/>
       </w:pPr>
       <w:r>
-        <w:t xml:space="preserve">Solo existe la pantalla de cambio de contraseña. Editar el perfil, cambiar el correo, cerrar todas las sesiones y solicitar corrección o eliminación de datos </w:t>
-      </w:r>
-      <w:r>
         <w:rPr>
           <w:b/>
           <w:bCs/>
         </w:rPr>
-        <w:t xml:space="preserve">no tienen pantalla</w:t>
-      </w:r>
-      <w:r>
-        <w:t xml:space="preserve"> (BUG</w:t>
-        <w:noBreakHyphen/>
-        <w:t xml:space="preserve">004); hoy deben hacerse por la API o mediante </w:t>
-      </w:r>
+        <w:t xml:space="preserve">Mi cuenta</w:t>
+      </w:r>
+      <w:r>
+        <w:t xml:space="preserve"> (</w:t>
+      </w:r>
+      <w:r>
+        <w:rPr>
+          <w:rFonts w:ascii="Consolas" w:cs="Consolas" w:eastAsia="Consolas" w:hAnsi="Consolas"/>
+          <w:sz w:val="19"/>
+          <w:szCs w:val="19"/>
+          <w:shd w:fill="F1F5F9" w:color="auto" w:val="clear"/>
+        </w:rPr>
+        <w:t xml:space="preserve">mi-cuenta.html</w:t>
+      </w:r>
+      <w:r>
+        <w:t xml:space="preserve">, en el menú de la cuenta) reúne:</w:t>
+      </w:r>
+    </w:p>
+    <w:p>
+      <w:pPr>
+        <w:pStyle w:val="ListParagraph"/>
+        <w:numPr>
+          <w:ilvl w:val="1"/>
+          <w:numId w:val="2"/>
+        </w:numPr>
+        <w:spacing w:after="40"/>
+      </w:pPr>
       <w:r>
         <w:rPr>
           <w:b/>
           <w:bCs/>
         </w:rPr>
-        <w:t xml:space="preserve">Contacto</w:t>
-      </w:r>
-      <w:r>
-        <w:t xml:space="preserve">.</w:t>
+        <w:t xml:space="preserve">Datos de contacto:</w:t>
+      </w:r>
+      <w:r>
+        <w:t xml:space="preserve"> nombre, teléfono colombiano y direcciones. El NIT y la entidad no se editan aquí.</w:t>
+      </w:r>
+    </w:p>
+    <w:p>
+      <w:pPr>
+        <w:pStyle w:val="ListParagraph"/>
+        <w:numPr>
+          <w:ilvl w:val="1"/>
+          <w:numId w:val="2"/>
+        </w:numPr>
+        <w:spacing w:after="40"/>
+      </w:pPr>
+      <w:r>
+        <w:rPr>
+          <w:b/>
+          <w:bCs/>
+        </w:rPr>
+        <w:t xml:space="preserve">Correo de acceso:</w:t>
+      </w:r>
+      <w:r>
+        <w:t xml:space="preserve"> escribe el correo nuevo y tu contraseña; llega un código de 6 dígitos al correo nuevo. Al confirmarlo se cierran todas tus sesiones y se avisa al correo anterior.</w:t>
+      </w:r>
+    </w:p>
+    <w:p>
+      <w:pPr>
+        <w:pStyle w:val="ListParagraph"/>
+        <w:numPr>
+          <w:ilvl w:val="1"/>
+          <w:numId w:val="2"/>
+        </w:numPr>
+        <w:spacing w:after="40"/>
+      </w:pPr>
+      <w:r>
+        <w:rPr>
+          <w:b/>
+          <w:bCs/>
+        </w:rPr>
+        <w:t xml:space="preserve">Contraseña:</w:t>
+      </w:r>
+      <w:r>
+        <w:t xml:space="preserve"> enlace a </w:t>
+      </w:r>
+      <w:r>
+        <w:rPr>
+          <w:rFonts w:ascii="Consolas" w:cs="Consolas" w:eastAsia="Consolas" w:hAnsi="Consolas"/>
+          <w:sz w:val="19"/>
+          <w:szCs w:val="19"/>
+          <w:shd w:fill="F1F5F9" w:color="auto" w:val="clear"/>
+        </w:rPr>
+        <w:t xml:space="preserve">cambiar-password.html</w:t>
+      </w:r>
+      <w:r>
+        <w:t xml:space="preserve">; exige haber entrado con el código en los últimos 15 minutos.</w:t>
+      </w:r>
+    </w:p>
+    <w:p>
+      <w:pPr>
+        <w:pStyle w:val="ListParagraph"/>
+        <w:numPr>
+          <w:ilvl w:val="1"/>
+          <w:numId w:val="2"/>
+        </w:numPr>
+        <w:spacing w:after="40"/>
+      </w:pPr>
+      <w:r>
+        <w:rPr>
+          <w:b/>
+          <w:bCs/>
+        </w:rPr>
+        <w:t xml:space="preserve">Sesiones:</w:t>
+      </w:r>
+      <w:r>
+        <w:t xml:space="preserve"> "Cerrar todas las sesiones" cierra la sesión en todos los equipos, incluido el actual.</w:t>
+      </w:r>
+    </w:p>
+    <w:p>
+      <w:pPr>
+        <w:pStyle w:val="ListParagraph"/>
+        <w:numPr>
+          <w:ilvl w:val="1"/>
+          <w:numId w:val="2"/>
+        </w:numPr>
+        <w:spacing w:after="40"/>
+      </w:pPr>
+      <w:r>
+        <w:rPr>
+          <w:b/>
+          <w:bCs/>
+        </w:rPr>
+        <w:t xml:space="preserve">Solicitudes sobre mis datos:</w:t>
+      </w:r>
+      <w:r>
+        <w:t xml:space="preserve"> corregir el NIT o la entidad, otra corrección o eliminar los datos. El administrador la resuelve y te avisa por correo; la respuesta aparece en la misma página.</w:t>
       </w:r>
     </w:p>
     <w:p>
@@ -1976,9 +2085,9 @@
         <w:tblLayout w:type="fixed"/>
       </w:tblPr>
       <w:tblGrid>
-        <w:gridCol w:w="2871"/>
-        <w:gridCol w:w="3496"/>
-        <w:gridCol w:w="2993"/>
+        <w:gridCol w:w="2892"/>
+        <w:gridCol w:w="3510"/>
+        <w:gridCol w:w="2958"/>
       </w:tblGrid>
       <w:tr>
         <w:trPr>
@@ -1986,7 +2095,7 @@
         </w:trPr>
         <w:tc>
           <w:tcPr>
-            <w:tcW w:type="dxa" w:w="2871"/>
+            <w:tcW w:type="dxa" w:w="2892"/>
             <w:tcBorders>
               <w:top w:val="single" w:color="CBD5E1" w:sz="4"/>
               <w:left w:val="single" w:color="CBD5E1" w:sz="4"/>
@@ -2016,7 +2125,7 @@
         </w:tc>
         <w:tc>
           <w:tcPr>
-            <w:tcW w:type="dxa" w:w="3496"/>
+            <w:tcW w:type="dxa" w:w="3510"/>
             <w:tcBorders>
               <w:top w:val="single" w:color="CBD5E1" w:sz="4"/>
               <w:left w:val="single" w:color="CBD5E1" w:sz="4"/>
@@ -2046,7 +2155,7 @@
         </w:tc>
         <w:tc>
           <w:tcPr>
-            <w:tcW w:type="dxa" w:w="2993"/>
+            <w:tcW w:type="dxa" w:w="2958"/>
             <w:tcBorders>
               <w:top w:val="single" w:color="CBD5E1" w:sz="4"/>
               <w:left w:val="single" w:color="CBD5E1" w:sz="4"/>
@@ -2078,7 +2187,7 @@
       <w:tr>
         <w:tc>
           <w:tcPr>
-            <w:tcW w:type="dxa" w:w="2871"/>
+            <w:tcW w:type="dxa" w:w="2892"/>
             <w:tcBorders>
               <w:top w:val="single" w:color="CBD5E1" w:sz="4"/>
               <w:left w:val="single" w:color="CBD5E1" w:sz="4"/>
@@ -2107,7 +2216,7 @@
         </w:tc>
         <w:tc>
           <w:tcPr>
-            <w:tcW w:type="dxa" w:w="3496"/>
+            <w:tcW w:type="dxa" w:w="3510"/>
             <w:tcBorders>
               <w:top w:val="single" w:color="CBD5E1" w:sz="4"/>
               <w:left w:val="single" w:color="CBD5E1" w:sz="4"/>
@@ -2134,7 +2243,7 @@
         </w:tc>
         <w:tc>
           <w:tcPr>
-            <w:tcW w:type="dxa" w:w="2993"/>
+            <w:tcW w:type="dxa" w:w="2958"/>
             <w:tcBorders>
               <w:top w:val="single" w:color="CBD5E1" w:sz="4"/>
               <w:left w:val="single" w:color="CBD5E1" w:sz="4"/>
@@ -2163,7 +2272,7 @@
       <w:tr>
         <w:tc>
           <w:tcPr>
-            <w:tcW w:type="dxa" w:w="2871"/>
+            <w:tcW w:type="dxa" w:w="2892"/>
             <w:tcBorders>
               <w:top w:val="single" w:color="CBD5E1" w:sz="4"/>
               <w:left w:val="single" w:color="CBD5E1" w:sz="4"/>
@@ -2192,7 +2301,7 @@
         </w:tc>
         <w:tc>
           <w:tcPr>
-            <w:tcW w:type="dxa" w:w="3496"/>
+            <w:tcW w:type="dxa" w:w="3510"/>
             <w:tcBorders>
               <w:top w:val="single" w:color="CBD5E1" w:sz="4"/>
               <w:left w:val="single" w:color="CBD5E1" w:sz="4"/>
@@ -2251,7 +2360,7 @@
         </w:tc>
         <w:tc>
           <w:tcPr>
-            <w:tcW w:type="dxa" w:w="2993"/>
+            <w:tcW w:type="dxa" w:w="2958"/>
             <w:tcBorders>
               <w:top w:val="single" w:color="CBD5E1" w:sz="4"/>
               <w:left w:val="single" w:color="CBD5E1" w:sz="4"/>
@@ -2282,7 +2391,7 @@
       <w:tr>
         <w:tc>
           <w:tcPr>
-            <w:tcW w:type="dxa" w:w="2871"/>
+            <w:tcW w:type="dxa" w:w="2892"/>
             <w:tcBorders>
               <w:top w:val="single" w:color="CBD5E1" w:sz="4"/>
               <w:left w:val="single" w:color="CBD5E1" w:sz="4"/>
@@ -2311,7 +2420,7 @@
         </w:tc>
         <w:tc>
           <w:tcPr>
-            <w:tcW w:type="dxa" w:w="3496"/>
+            <w:tcW w:type="dxa" w:w="3510"/>
             <w:tcBorders>
               <w:top w:val="single" w:color="CBD5E1" w:sz="4"/>
               <w:left w:val="single" w:color="CBD5E1" w:sz="4"/>
@@ -2338,7 +2447,7 @@
         </w:tc>
         <w:tc>
           <w:tcPr>
-            <w:tcW w:type="dxa" w:w="2993"/>
+            <w:tcW w:type="dxa" w:w="2958"/>
             <w:tcBorders>
               <w:top w:val="single" w:color="CBD5E1" w:sz="4"/>
               <w:left w:val="single" w:color="CBD5E1" w:sz="4"/>
@@ -2449,7 +2558,7 @@
       <w:tr>
         <w:tc>
           <w:tcPr>
-            <w:tcW w:type="dxa" w:w="2871"/>
+            <w:tcW w:type="dxa" w:w="2892"/>
             <w:tcBorders>
               <w:top w:val="single" w:color="CBD5E1" w:sz="4"/>
               <w:left w:val="single" w:color="CBD5E1" w:sz="4"/>
@@ -2478,7 +2587,7 @@
         </w:tc>
         <w:tc>
           <w:tcPr>
-            <w:tcW w:type="dxa" w:w="3496"/>
+            <w:tcW w:type="dxa" w:w="3510"/>
             <w:tcBorders>
               <w:top w:val="single" w:color="CBD5E1" w:sz="4"/>
               <w:left w:val="single" w:color="CBD5E1" w:sz="4"/>
@@ -2505,7 +2614,7 @@
         </w:tc>
         <w:tc>
           <w:tcPr>
-            <w:tcW w:type="dxa" w:w="2993"/>
+            <w:tcW w:type="dxa" w:w="2958"/>
             <w:tcBorders>
               <w:top w:val="single" w:color="CBD5E1" w:sz="4"/>
               <w:left w:val="single" w:color="CBD5E1" w:sz="4"/>
@@ -2536,7 +2645,7 @@
       <w:tr>
         <w:tc>
           <w:tcPr>
-            <w:tcW w:type="dxa" w:w="2871"/>
+            <w:tcW w:type="dxa" w:w="2892"/>
             <w:tcBorders>
               <w:top w:val="single" w:color="CBD5E1" w:sz="4"/>
               <w:left w:val="single" w:color="CBD5E1" w:sz="4"/>
@@ -2565,7 +2674,7 @@
         </w:tc>
         <w:tc>
           <w:tcPr>
-            <w:tcW w:type="dxa" w:w="3496"/>
+            <w:tcW w:type="dxa" w:w="3510"/>
             <w:tcBorders>
               <w:top w:val="single" w:color="CBD5E1" w:sz="4"/>
               <w:left w:val="single" w:color="CBD5E1" w:sz="4"/>
@@ -2592,7 +2701,7 @@
         </w:tc>
         <w:tc>
           <w:tcPr>
-            <w:tcW w:type="dxa" w:w="2993"/>
+            <w:tcW w:type="dxa" w:w="2958"/>
             <w:tcBorders>
               <w:top w:val="single" w:color="CBD5E1" w:sz="4"/>
               <w:left w:val="single" w:color="CBD5E1" w:sz="4"/>
@@ -2623,7 +2732,7 @@
       <w:tr>
         <w:tc>
           <w:tcPr>
-            <w:tcW w:type="dxa" w:w="2871"/>
+            <w:tcW w:type="dxa" w:w="2892"/>
             <w:tcBorders>
               <w:top w:val="single" w:color="CBD5E1" w:sz="4"/>
               <w:left w:val="single" w:color="CBD5E1" w:sz="4"/>
@@ -2652,34 +2761,34 @@
         </w:tc>
         <w:tc>
           <w:tcPr>
-            <w:tcW w:type="dxa" w:w="3496"/>
-            <w:tcBorders>
-              <w:top w:val="single" w:color="CBD5E1" w:sz="4"/>
-              <w:left w:val="single" w:color="CBD5E1" w:sz="4"/>
-              <w:bottom w:val="single" w:color="CBD5E1" w:sz="4"/>
-              <w:right w:val="single" w:color="CBD5E1" w:sz="4"/>
-            </w:tcBorders>
-            <w:tcMar>
-              <w:top w:type="dxa" w:w="60"/>
-              <w:left w:type="dxa" w:w="90"/>
-              <w:bottom w:type="dxa" w:w="60"/>
-              <w:right w:type="dxa" w:w="90"/>
-            </w:tcMar>
-            <w:vAlign w:val="top"/>
-          </w:tcPr>
-          <w:p>
-            <w:r>
-              <w:rPr>
-                <w:sz w:val="17"/>
-                <w:szCs w:val="17"/>
-              </w:rPr>
-              <w:t xml:space="preserve">Clientes, edición, eliminación, compras</w:t>
-            </w:r>
-          </w:p>
-        </w:tc>
-        <w:tc>
-          <w:tcPr>
-            <w:tcW w:type="dxa" w:w="2993"/>
+            <w:tcW w:type="dxa" w:w="3510"/>
+            <w:tcBorders>
+              <w:top w:val="single" w:color="CBD5E1" w:sz="4"/>
+              <w:left w:val="single" w:color="CBD5E1" w:sz="4"/>
+              <w:bottom w:val="single" w:color="CBD5E1" w:sz="4"/>
+              <w:right w:val="single" w:color="CBD5E1" w:sz="4"/>
+            </w:tcBorders>
+            <w:tcMar>
+              <w:top w:type="dxa" w:w="60"/>
+              <w:left w:type="dxa" w:w="90"/>
+              <w:bottom w:type="dxa" w:w="60"/>
+              <w:right w:type="dxa" w:w="90"/>
+            </w:tcMar>
+            <w:vAlign w:val="top"/>
+          </w:tcPr>
+          <w:p>
+            <w:r>
+              <w:rPr>
+                <w:sz w:val="17"/>
+                <w:szCs w:val="17"/>
+              </w:rPr>
+              <w:t xml:space="preserve">Clientes, edición, eliminación, compras y botón "Reportes" con lo que envió cada cliente</w:t>
+            </w:r>
+          </w:p>
+        </w:tc>
+        <w:tc>
+          <w:tcPr>
+            <w:tcW w:type="dxa" w:w="2958"/>
             <w:tcBorders>
               <w:top w:val="single" w:color="CBD5E1" w:sz="4"/>
               <w:left w:val="single" w:color="CBD5E1" w:sz="4"/>
@@ -2710,7 +2819,7 @@
       <w:tr>
         <w:tc>
           <w:tcPr>
-            <w:tcW w:type="dxa" w:w="2871"/>
+            <w:tcW w:type="dxa" w:w="2892"/>
             <w:tcBorders>
               <w:top w:val="single" w:color="CBD5E1" w:sz="4"/>
               <w:left w:val="single" w:color="CBD5E1" w:sz="4"/>
@@ -2739,57 +2848,327 @@
         </w:tc>
         <w:tc>
           <w:tcPr>
-            <w:tcW w:type="dxa" w:w="3496"/>
-            <w:tcBorders>
-              <w:top w:val="single" w:color="CBD5E1" w:sz="4"/>
-              <w:left w:val="single" w:color="CBD5E1" w:sz="4"/>
-              <w:bottom w:val="single" w:color="CBD5E1" w:sz="4"/>
-              <w:right w:val="single" w:color="CBD5E1" w:sz="4"/>
-            </w:tcBorders>
-            <w:tcMar>
-              <w:top w:type="dxa" w:w="60"/>
-              <w:left w:type="dxa" w:w="90"/>
-              <w:bottom w:type="dxa" w:w="60"/>
-              <w:right w:type="dxa" w:w="90"/>
-            </w:tcMar>
-            <w:vAlign w:val="top"/>
-          </w:tcPr>
-          <w:p>
-            <w:r>
-              <w:rPr>
-                <w:sz w:val="17"/>
-                <w:szCs w:val="17"/>
-              </w:rPr>
-              <w:t xml:space="preserve">Reporte mensual (clientes atendidos, calificación, sugerencias, más vendidos)</w:t>
-            </w:r>
-          </w:p>
-        </w:tc>
-        <w:tc>
-          <w:tcPr>
-            <w:tcW w:type="dxa" w:w="2993"/>
-            <w:tcBorders>
-              <w:top w:val="single" w:color="CBD5E1" w:sz="4"/>
-              <w:left w:val="single" w:color="CBD5E1" w:sz="4"/>
-              <w:bottom w:val="single" w:color="CBD5E1" w:sz="4"/>
-              <w:right w:val="single" w:color="CBD5E1" w:sz="4"/>
-            </w:tcBorders>
-            <w:tcMar>
-              <w:top w:type="dxa" w:w="60"/>
-              <w:left w:type="dxa" w:w="90"/>
-              <w:bottom w:type="dxa" w:w="60"/>
-              <w:right w:type="dxa" w:w="90"/>
-            </w:tcMar>
-            <w:vAlign w:val="top"/>
-          </w:tcPr>
-          <w:p>
-            <w:r>
-              <w:rPr>
-                <w:sz w:val="17"/>
-                <w:szCs w:val="17"/>
-              </w:rPr>
-              <w:t xml:space="preserve">Ninguno en el servidor (BUG</w:t>
+            <w:tcW w:type="dxa" w:w="3510"/>
+            <w:tcBorders>
+              <w:top w:val="single" w:color="CBD5E1" w:sz="4"/>
+              <w:left w:val="single" w:color="CBD5E1" w:sz="4"/>
+              <w:bottom w:val="single" w:color="CBD5E1" w:sz="4"/>
+              <w:right w:val="single" w:color="CBD5E1" w:sz="4"/>
+            </w:tcBorders>
+            <w:tcMar>
+              <w:top w:type="dxa" w:w="60"/>
+              <w:left w:type="dxa" w:w="90"/>
+              <w:bottom w:type="dxa" w:w="60"/>
+              <w:right w:type="dxa" w:w="90"/>
+            </w:tcMar>
+            <w:vAlign w:val="top"/>
+          </w:tcPr>
+          <w:p>
+            <w:r>
+              <w:rPr>
+                <w:sz w:val="17"/>
+                <w:szCs w:val="17"/>
+              </w:rPr>
+              <w:t xml:space="preserve">Indicadores: atención del asistente, pedidos por estado, más vendidos y resumen de reportes de clientes</w:t>
+            </w:r>
+          </w:p>
+        </w:tc>
+        <w:tc>
+          <w:tcPr>
+            <w:tcW w:type="dxa" w:w="2958"/>
+            <w:tcBorders>
+              <w:top w:val="single" w:color="CBD5E1" w:sz="4"/>
+              <w:left w:val="single" w:color="CBD5E1" w:sz="4"/>
+              <w:bottom w:val="single" w:color="CBD5E1" w:sz="4"/>
+              <w:right w:val="single" w:color="CBD5E1" w:sz="4"/>
+            </w:tcBorders>
+            <w:tcMar>
+              <w:top w:type="dxa" w:w="60"/>
+              <w:left w:type="dxa" w:w="90"/>
+              <w:bottom w:type="dxa" w:w="60"/>
+              <w:right w:type="dxa" w:w="90"/>
+            </w:tcMar>
+            <w:vAlign w:val="top"/>
+          </w:tcPr>
+          <w:p>
+            <w:r>
+              <w:rPr>
+                <w:rFonts w:ascii="Consolas" w:cs="Consolas" w:eastAsia="Consolas" w:hAnsi="Consolas"/>
+                <w:sz w:val="16"/>
+                <w:szCs w:val="16"/>
+                <w:shd w:fill="F1F5F9" w:color="auto" w:val="clear"/>
+              </w:rPr>
+              <w:t xml:space="preserve">clientes.gestionar</w:t>
+            </w:r>
+            <w:r>
+              <w:rPr>
+                <w:sz w:val="17"/>
+                <w:szCs w:val="17"/>
+              </w:rPr>
+              <w:t xml:space="preserve"> (BUG</w:t>
               <w:noBreakHyphen/>
-              <w:t xml:space="preserve">001)</w:t>
+              <w:t xml:space="preserve">001 corregido)</w:t>
+            </w:r>
+          </w:p>
+        </w:tc>
+      </w:tr>
+      <w:tr>
+        <w:tc>
+          <w:tcPr>
+            <w:tcW w:type="dxa" w:w="2892"/>
+            <w:tcBorders>
+              <w:top w:val="single" w:color="CBD5E1" w:sz="4"/>
+              <w:left w:val="single" w:color="CBD5E1" w:sz="4"/>
+              <w:bottom w:val="single" w:color="CBD5E1" w:sz="4"/>
+              <w:right w:val="single" w:color="CBD5E1" w:sz="4"/>
+            </w:tcBorders>
+            <w:tcMar>
+              <w:top w:type="dxa" w:w="60"/>
+              <w:left w:type="dxa" w:w="90"/>
+              <w:bottom w:type="dxa" w:w="60"/>
+              <w:right w:type="dxa" w:w="90"/>
+            </w:tcMar>
+            <w:vAlign w:val="top"/>
+          </w:tcPr>
+          <w:p>
+            <w:r>
+              <w:rPr>
+                <w:rFonts w:ascii="Consolas" w:cs="Consolas" w:eastAsia="Consolas" w:hAnsi="Consolas"/>
+                <w:sz w:val="16"/>
+                <w:szCs w:val="16"/>
+                <w:shd w:fill="F1F5F9" w:color="auto" w:val="clear"/>
+              </w:rPr>
+              <w:t xml:space="preserve">admin-reportes-clientes.html</w:t>
+            </w:r>
+          </w:p>
+        </w:tc>
+        <w:tc>
+          <w:tcPr>
+            <w:tcW w:type="dxa" w:w="3510"/>
+            <w:tcBorders>
+              <w:top w:val="single" w:color="CBD5E1" w:sz="4"/>
+              <w:left w:val="single" w:color="CBD5E1" w:sz="4"/>
+              <w:bottom w:val="single" w:color="CBD5E1" w:sz="4"/>
+              <w:right w:val="single" w:color="CBD5E1" w:sz="4"/>
+            </w:tcBorders>
+            <w:tcMar>
+              <w:top w:type="dxa" w:w="60"/>
+              <w:left w:type="dxa" w:w="90"/>
+              <w:bottom w:type="dxa" w:w="60"/>
+              <w:right w:type="dxa" w:w="90"/>
+            </w:tcMar>
+            <w:vAlign w:val="top"/>
+          </w:tcPr>
+          <w:p>
+            <w:r>
+              <w:rPr>
+                <w:sz w:val="17"/>
+                <w:szCs w:val="17"/>
+              </w:rPr>
+              <w:t xml:space="preserve">Reportes de los clientes: leer, marcar en revisión, responder y marcar atendido (el cliente ve la respuesta y recibe un aviso)</w:t>
+            </w:r>
+          </w:p>
+        </w:tc>
+        <w:tc>
+          <w:tcPr>
+            <w:tcW w:type="dxa" w:w="2958"/>
+            <w:tcBorders>
+              <w:top w:val="single" w:color="CBD5E1" w:sz="4"/>
+              <w:left w:val="single" w:color="CBD5E1" w:sz="4"/>
+              <w:bottom w:val="single" w:color="CBD5E1" w:sz="4"/>
+              <w:right w:val="single" w:color="CBD5E1" w:sz="4"/>
+            </w:tcBorders>
+            <w:tcMar>
+              <w:top w:type="dxa" w:w="60"/>
+              <w:left w:type="dxa" w:w="90"/>
+              <w:bottom w:type="dxa" w:w="60"/>
+              <w:right w:type="dxa" w:w="90"/>
+            </w:tcMar>
+            <w:vAlign w:val="top"/>
+          </w:tcPr>
+          <w:p>
+            <w:r>
+              <w:rPr>
+                <w:rFonts w:ascii="Consolas" w:cs="Consolas" w:eastAsia="Consolas" w:hAnsi="Consolas"/>
+                <w:sz w:val="16"/>
+                <w:szCs w:val="16"/>
+                <w:shd w:fill="F1F5F9" w:color="auto" w:val="clear"/>
+              </w:rPr>
+              <w:t xml:space="preserve">clientes.gestionar</w:t>
+            </w:r>
+          </w:p>
+        </w:tc>
+      </w:tr>
+      <w:tr>
+        <w:tc>
+          <w:tcPr>
+            <w:tcW w:type="dxa" w:w="2892"/>
+            <w:tcBorders>
+              <w:top w:val="single" w:color="CBD5E1" w:sz="4"/>
+              <w:left w:val="single" w:color="CBD5E1" w:sz="4"/>
+              <w:bottom w:val="single" w:color="CBD5E1" w:sz="4"/>
+              <w:right w:val="single" w:color="CBD5E1" w:sz="4"/>
+            </w:tcBorders>
+            <w:tcMar>
+              <w:top w:type="dxa" w:w="60"/>
+              <w:left w:type="dxa" w:w="90"/>
+              <w:bottom w:type="dxa" w:w="60"/>
+              <w:right w:type="dxa" w:w="90"/>
+            </w:tcMar>
+            <w:vAlign w:val="top"/>
+          </w:tcPr>
+          <w:p>
+            <w:r>
+              <w:rPr>
+                <w:rFonts w:ascii="Consolas" w:cs="Consolas" w:eastAsia="Consolas" w:hAnsi="Consolas"/>
+                <w:sz w:val="16"/>
+                <w:szCs w:val="16"/>
+                <w:shd w:fill="F1F5F9" w:color="auto" w:val="clear"/>
+              </w:rPr>
+              <w:t xml:space="preserve">admin-contacto.html</w:t>
+            </w:r>
+          </w:p>
+        </w:tc>
+        <w:tc>
+          <w:tcPr>
+            <w:tcW w:type="dxa" w:w="3510"/>
+            <w:tcBorders>
+              <w:top w:val="single" w:color="CBD5E1" w:sz="4"/>
+              <w:left w:val="single" w:color="CBD5E1" w:sz="4"/>
+              <w:bottom w:val="single" w:color="CBD5E1" w:sz="4"/>
+              <w:right w:val="single" w:color="CBD5E1" w:sz="4"/>
+            </w:tcBorders>
+            <w:tcMar>
+              <w:top w:type="dxa" w:w="60"/>
+              <w:left w:type="dxa" w:w="90"/>
+              <w:bottom w:type="dxa" w:w="60"/>
+              <w:right w:type="dxa" w:w="90"/>
+            </w:tcMar>
+            <w:vAlign w:val="top"/>
+          </w:tcPr>
+          <w:p>
+            <w:r>
+              <w:rPr>
+                <w:sz w:val="17"/>
+                <w:szCs w:val="17"/>
+              </w:rPr>
+              <w:t xml:space="preserve">PQRS, soporte y cotizaciones (estado, respuesta y envío opcional al remitente) y, en "Datos de cuenta", las solicitudes de corrección o eliminación</w:t>
+            </w:r>
+          </w:p>
+        </w:tc>
+        <w:tc>
+          <w:tcPr>
+            <w:tcW w:type="dxa" w:w="2958"/>
+            <w:tcBorders>
+              <w:top w:val="single" w:color="CBD5E1" w:sz="4"/>
+              <w:left w:val="single" w:color="CBD5E1" w:sz="4"/>
+              <w:bottom w:val="single" w:color="CBD5E1" w:sz="4"/>
+              <w:right w:val="single" w:color="CBD5E1" w:sz="4"/>
+            </w:tcBorders>
+            <w:tcMar>
+              <w:top w:type="dxa" w:w="60"/>
+              <w:left w:type="dxa" w:w="90"/>
+              <w:bottom w:type="dxa" w:w="60"/>
+              <w:right w:type="dxa" w:w="90"/>
+            </w:tcMar>
+            <w:vAlign w:val="top"/>
+          </w:tcPr>
+          <w:p>
+            <w:r>
+              <w:rPr>
+                <w:rFonts w:ascii="Consolas" w:cs="Consolas" w:eastAsia="Consolas" w:hAnsi="Consolas"/>
+                <w:sz w:val="16"/>
+                <w:szCs w:val="16"/>
+                <w:shd w:fill="F1F5F9" w:color="auto" w:val="clear"/>
+              </w:rPr>
+              <w:t xml:space="preserve">clientes.gestionar</w:t>
+            </w:r>
+          </w:p>
+        </w:tc>
+      </w:tr>
+      <w:tr>
+        <w:tc>
+          <w:tcPr>
+            <w:tcW w:type="dxa" w:w="2892"/>
+            <w:tcBorders>
+              <w:top w:val="single" w:color="CBD5E1" w:sz="4"/>
+              <w:left w:val="single" w:color="CBD5E1" w:sz="4"/>
+              <w:bottom w:val="single" w:color="CBD5E1" w:sz="4"/>
+              <w:right w:val="single" w:color="CBD5E1" w:sz="4"/>
+            </w:tcBorders>
+            <w:tcMar>
+              <w:top w:type="dxa" w:w="60"/>
+              <w:left w:type="dxa" w:w="90"/>
+              <w:bottom w:type="dxa" w:w="60"/>
+              <w:right w:type="dxa" w:w="90"/>
+            </w:tcMar>
+            <w:vAlign w:val="top"/>
+          </w:tcPr>
+          <w:p>
+            <w:r>
+              <w:rPr>
+                <w:rFonts w:ascii="Consolas" w:cs="Consolas" w:eastAsia="Consolas" w:hAnsi="Consolas"/>
+                <w:sz w:val="16"/>
+                <w:szCs w:val="16"/>
+                <w:shd w:fill="F1F5F9" w:color="auto" w:val="clear"/>
+              </w:rPr>
+              <w:t xml:space="preserve">admin-auditoria.html</w:t>
+            </w:r>
+          </w:p>
+        </w:tc>
+        <w:tc>
+          <w:tcPr>
+            <w:tcW w:type="dxa" w:w="3510"/>
+            <w:tcBorders>
+              <w:top w:val="single" w:color="CBD5E1" w:sz="4"/>
+              <w:left w:val="single" w:color="CBD5E1" w:sz="4"/>
+              <w:bottom w:val="single" w:color="CBD5E1" w:sz="4"/>
+              <w:right w:val="single" w:color="CBD5E1" w:sz="4"/>
+            </w:tcBorders>
+            <w:tcMar>
+              <w:top w:type="dxa" w:w="60"/>
+              <w:left w:type="dxa" w:w="90"/>
+              <w:bottom w:type="dxa" w:w="60"/>
+              <w:right w:type="dxa" w:w="90"/>
+            </w:tcMar>
+            <w:vAlign w:val="top"/>
+          </w:tcPr>
+          <w:p>
+            <w:r>
+              <w:rPr>
+                <w:sz w:val="17"/>
+                <w:szCs w:val="17"/>
+              </w:rPr>
+              <w:t xml:space="preserve">Registro de acciones administrativas con filtros por entidad, acción, correo y fechas</w:t>
+            </w:r>
+          </w:p>
+        </w:tc>
+        <w:tc>
+          <w:tcPr>
+            <w:tcW w:type="dxa" w:w="2958"/>
+            <w:tcBorders>
+              <w:top w:val="single" w:color="CBD5E1" w:sz="4"/>
+              <w:left w:val="single" w:color="CBD5E1" w:sz="4"/>
+              <w:bottom w:val="single" w:color="CBD5E1" w:sz="4"/>
+              <w:right w:val="single" w:color="CBD5E1" w:sz="4"/>
+            </w:tcBorders>
+            <w:tcMar>
+              <w:top w:type="dxa" w:w="60"/>
+              <w:left w:type="dxa" w:w="90"/>
+              <w:bottom w:type="dxa" w:w="60"/>
+              <w:right w:type="dxa" w:w="90"/>
+            </w:tcMar>
+            <w:vAlign w:val="top"/>
+          </w:tcPr>
+          <w:p>
+            <w:r>
+              <w:rPr>
+                <w:rFonts w:ascii="Consolas" w:cs="Consolas" w:eastAsia="Consolas" w:hAnsi="Consolas"/>
+                <w:sz w:val="16"/>
+                <w:szCs w:val="16"/>
+                <w:shd w:fill="F1F5F9" w:color="auto" w:val="clear"/>
+              </w:rPr>
+              <w:t xml:space="preserve">auditoria.ver</w:t>
             </w:r>
           </w:p>
         </w:tc>
@@ -3258,7 +3637,7 @@
         </w:numPr>
         <w:spacing w:after="40"/>
       </w:pPr>
-      <w:hyperlink w:history="1" r:id="rIdklv2d4vyyyaj-jshtk5qw">
+      <w:hyperlink w:history="1" r:id="rIde13oq3hr2xkt0hxxwavkz">
         <w:r>
           <w:rPr>
             <w:color w:val="1D4ED8"/>
@@ -3277,7 +3656,7 @@
         </w:numPr>
         <w:spacing w:after="40"/>
       </w:pPr>
-      <w:hyperlink w:history="1" r:id="rIdhonbgdx4sldie6pm1jncd">
+      <w:hyperlink w:history="1" r:id="rIddthdxr0rpvleyyv_kbdcl">
         <w:r>
           <w:rPr>
             <w:color w:val="1D4ED8"/>
@@ -3296,7 +3675,7 @@
         </w:numPr>
         <w:spacing w:after="40"/>
       </w:pPr>
-      <w:hyperlink w:history="1" r:id="rIdydbsw3pknge2xb8ebkiyx">
+      <w:hyperlink w:history="1" r:id="rIdderxlcjhvxcftzkk2ayni">
         <w:r>
           <w:rPr>
             <w:color w:val="1D4ED8"/>
